--- a/docs/oracle_runs/20260728-191953_disposition_spec/revised_spec_v0.4.0.docx
+++ b/docs/oracle_runs/20260728-191953_disposition_spec/revised_spec_v0.4.0.docx
@@ -200,7 +200,7 @@
         <w:rPr>
           <w:color w:val="000000"/>
         </w:rPr>
-        <w:t xml:space="preserve"> This spec is reverse-engineered from a complete manual Oracle run performed 2026-07-28: NASA-STD-6030 (115 requirements) and NASA-STD-6033 (31 requirements) dispositioned against a cold spray additive manufacturing process for a Boeing supplier flowdown, with independent expert review by Fran. Every requirement below traces to an observed failure or an observed necessity in that run. The companion regression fixture is </w:t>
+        <w:t xml:space="preserve"> This spec is reverse-engineered from a complete manual Oracle run performed 2026-07-28: NASA-STD-6030 (115 requirements) and NASA-STD-6033 (31 requirements) dispositioned against a cold spray additive manufacturing process for a prime contractor supplier flowdown, with independent expert review by Fran. Every requirement below traces to an observed failure or an observed necessity in that run. The companion regression fixture is </w:t>
       </w:r>
       <w:r>
         <w:rPr>
